--- a/pr-preview/pr-411/algebra-basics.docx
+++ b/pr-preview/pr-411/algebra-basics.docx
@@ -15,7 +15,7 @@
         <w:pStyle w:val="Date"/>
       </w:pPr>
       <w:r>
-        <w:t xml:space="preserve">Last modified: 2026-10-19 03:11:51 (PDT)</w:t>
+        <w:t xml:space="preserve">Last modified: 2026-10-19 11:35:40 (PDT)</w:t>
       </w:r>
     </w:p>
     <w:bookmarkStart w:id="18" w:name="equalities"/>
@@ -3324,7 +3324,7 @@
           <w:rPr>
             <w:rStyle w:val="Hyperlink"/>
           </w:rPr>
-          <w:t xml:space="preserve">Definition 21 in Polynomials, Exponentials and Logarithms</w:t>
+          <w:t xml:space="preserve">Definition 24 in Polynomials, Exponentials and Logarithms</w:t>
         </w:r>
       </w:hyperlink>
       <w:r>
@@ -5182,7 +5182,7 @@
       </w:r>
     </w:p>
     <w:bookmarkEnd w:id="46"/>
-    <w:bookmarkStart w:id="61" w:name="sec-min-max"/>
+    <w:bookmarkStart w:id="66" w:name="sec-min-max"/>
     <w:p>
       <w:pPr>
         <w:pStyle w:val="Heading2"/>
@@ -9422,8 +9422,1311 @@
       </w:r>
     </w:p>
     <w:bookmarkEnd w:id="60"/>
-    <w:bookmarkEnd w:id="61"/>
-    <w:bookmarkStart w:id="90" w:name="sec-minimizers"/>
+    <w:bookmarkStart w:id="62" w:name="def-positive-negative-parts"/>
+    <w:p>
+      <w:pPr>
+        <w:pStyle w:val="FirstParagraph"/>
+      </w:pPr>
+      <w:r>
+        <w:rPr>
+          <w:b/>
+          <w:bCs/>
+        </w:rPr>
+        <w:t xml:space="preserve">Definition 17 (Positive part of a function)</w:t>
+      </w:r>
+      <w:r>
+        <w:t xml:space="preserve"> </w:t>
+      </w:r>
+      <w:r>
+        <w:t xml:space="preserve">Let</w:t>
+      </w:r>
+      <w:r>
+        <w:t xml:space="preserve"> </w:t>
+      </w:r>
+      <m:oMath>
+        <m:r>
+          <m:t>S</m:t>
+        </m:r>
+      </m:oMath>
+      <w:r>
+        <w:t xml:space="preserve"> </w:t>
+      </w:r>
+      <w:r>
+        <w:t xml:space="preserve">be a</w:t>
+      </w:r>
+      <w:r>
+        <w:t xml:space="preserve"> </w:t>
+      </w:r>
+      <w:hyperlink r:id="rId61">
+        <w:r>
+          <w:rPr>
+            <w:rStyle w:val="Hyperlink"/>
+          </w:rPr>
+          <w:t xml:space="preserve">set</w:t>
+        </w:r>
+      </w:hyperlink>
+      <w:r>
+        <w:t xml:space="preserve">,</w:t>
+      </w:r>
+      <w:r>
+        <w:t xml:space="preserve"> </w:t>
+      </w:r>
+      <w:r>
+        <w:t xml:space="preserve">and let</w:t>
+      </w:r>
+      <w:r>
+        <w:t xml:space="preserve"> </w:t>
+      </w:r>
+      <m:oMath>
+        <m:r>
+          <m:t>f</m:t>
+        </m:r>
+        <m:r>
+          <m:rPr>
+            <m:sty m:val="p"/>
+          </m:rPr>
+          <m:t>:</m:t>
+        </m:r>
+        <m:r>
+          <m:t>S</m:t>
+        </m:r>
+        <m:r>
+          <m:rPr>
+            <m:sty m:val="p"/>
+          </m:rPr>
+          <m:t>→</m:t>
+        </m:r>
+        <m:r>
+          <m:rPr>
+            <m:scr m:val="double-struck"/>
+            <m:sty m:val="p"/>
+          </m:rPr>
+          <m:t>R</m:t>
+        </m:r>
+      </m:oMath>
+      <w:r>
+        <w:t xml:space="preserve"> </w:t>
+      </w:r>
+      <w:r>
+        <w:t xml:space="preserve">be a</w:t>
+      </w:r>
+      <w:r>
+        <w:t xml:space="preserve"> </w:t>
+      </w:r>
+      <w:hyperlink r:id="rId54">
+        <w:r>
+          <w:rPr>
+            <w:rStyle w:val="Hyperlink"/>
+          </w:rPr>
+          <w:t xml:space="preserve">function</w:t>
+        </w:r>
+      </w:hyperlink>
+      <w:r>
+        <w:t xml:space="preserve">.</w:t>
+      </w:r>
+      <w:r>
+        <w:t xml:space="preserve"> </w:t>
+      </w:r>
+      <w:r>
+        <w:t xml:space="preserve">The</w:t>
+      </w:r>
+      <w:r>
+        <w:t xml:space="preserve"> </w:t>
+      </w:r>
+      <w:r>
+        <w:rPr>
+          <w:b/>
+          <w:bCs/>
+        </w:rPr>
+        <w:t xml:space="preserve">positive part</w:t>
+      </w:r>
+      <w:r>
+        <w:t xml:space="preserve"> </w:t>
+      </w:r>
+      <w:r>
+        <w:t xml:space="preserve">of</w:t>
+      </w:r>
+      <w:r>
+        <w:t xml:space="preserve"> </w:t>
+      </w:r>
+      <m:oMath>
+        <m:r>
+          <m:t>f</m:t>
+        </m:r>
+      </m:oMath>
+      <w:r>
+        <w:t xml:space="preserve"> </w:t>
+      </w:r>
+      <w:r>
+        <w:t xml:space="preserve">is the non-negative function</w:t>
+      </w:r>
+    </w:p>
+    <w:p>
+      <w:pPr>
+        <w:pStyle w:val="BodyText"/>
+      </w:pPr>
+      <m:oMathPara>
+        <m:oMathParaPr>
+          <m:jc m:val="center"/>
+        </m:oMathParaPr>
+        <m:oMath>
+          <m:sSup>
+            <m:e>
+              <m:r>
+                <m:t>f</m:t>
+              </m:r>
+            </m:e>
+            <m:sup>
+              <m:r>
+                <m:rPr>
+                  <m:sty m:val="p"/>
+                </m:rPr>
+                <m:t>+</m:t>
+              </m:r>
+            </m:sup>
+          </m:sSup>
+          <m:r>
+            <m:rPr>
+              <m:sty m:val="p"/>
+            </m:rPr>
+            <m:t>(</m:t>
+          </m:r>
+          <m:r>
+            <m:t>s</m:t>
+          </m:r>
+          <m:r>
+            <m:rPr>
+              <m:sty m:val="p"/>
+            </m:rPr>
+            <m:t>)</m:t>
+          </m:r>
+          <m:limUpp>
+            <m:e>
+              <m:r>
+                <m:rPr>
+                  <m:sty m:val="p"/>
+                </m:rPr>
+                <m:t>=</m:t>
+              </m:r>
+            </m:e>
+            <m:lim>
+              <m:r>
+                <m:rPr>
+                  <m:nor/>
+                  <m:sty m:val="p"/>
+                </m:rPr>
+                <m:t>def</m:t>
+              </m:r>
+            </m:lim>
+          </m:limUpp>
+          <m:r>
+            <m:rPr>
+              <m:sty m:val="p"/>
+            </m:rPr>
+            <m:t>max</m:t>
+          </m:r>
+          <m:r>
+            <m:t>​</m:t>
+          </m:r>
+          <m:d>
+            <m:dPr>
+              <m:begChr m:val="{"/>
+              <m:sepChr m:val=""/>
+              <m:endChr m:val="}"/>
+              <m:grow/>
+            </m:dPr>
+            <m:e>
+              <m:r>
+                <m:t>f</m:t>
+              </m:r>
+              <m:r>
+                <m:rPr>
+                  <m:sty m:val="p"/>
+                </m:rPr>
+                <m:t>(</m:t>
+              </m:r>
+              <m:r>
+                <m:t>s</m:t>
+              </m:r>
+              <m:r>
+                <m:rPr>
+                  <m:sty m:val="p"/>
+                </m:rPr>
+                <m:t>)</m:t>
+              </m:r>
+              <m:r>
+                <m:rPr>
+                  <m:sty m:val="p"/>
+                </m:rPr>
+                <m:t>,</m:t>
+              </m:r>
+              <m:r>
+                <m:t>0</m:t>
+              </m:r>
+            </m:e>
+          </m:d>
+          <m:r>
+            <m:t>​</m:t>
+          </m:r>
+          <m:r>
+            <m:rPr>
+              <m:sty m:val="p"/>
+            </m:rPr>
+            <m:t>.</m:t>
+          </m:r>
+        </m:oMath>
+      </m:oMathPara>
+    </w:p>
+    <w:bookmarkEnd w:id="62"/>
+    <w:bookmarkStart w:id="63" w:name="exm-positive-negative-parts"/>
+    <w:p>
+      <w:pPr>
+        <w:pStyle w:val="FirstParagraph"/>
+      </w:pPr>
+      <w:r>
+        <w:rPr>
+          <w:b/>
+          <w:bCs/>
+        </w:rPr>
+        <w:t xml:space="preserve">Example 10 (The positive part of the identity function)</w:t>
+      </w:r>
+      <w:r>
+        <w:t xml:space="preserve"> </w:t>
+      </w:r>
+      <w:r>
+        <w:t xml:space="preserve">For</w:t>
+      </w:r>
+      <w:r>
+        <w:t xml:space="preserve"> </w:t>
+      </w:r>
+      <m:oMath>
+        <m:r>
+          <m:t>f</m:t>
+        </m:r>
+        <m:r>
+          <m:rPr>
+            <m:sty m:val="p"/>
+          </m:rPr>
+          <m:t>(</m:t>
+        </m:r>
+        <m:r>
+          <m:t>x</m:t>
+        </m:r>
+        <m:r>
+          <m:rPr>
+            <m:sty m:val="p"/>
+          </m:rPr>
+          <m:t>)</m:t>
+        </m:r>
+        <m:r>
+          <m:rPr>
+            <m:sty m:val="p"/>
+          </m:rPr>
+          <m:t>=</m:t>
+        </m:r>
+        <m:r>
+          <m:t>x</m:t>
+        </m:r>
+      </m:oMath>
+      <w:r>
+        <w:t xml:space="preserve"> </w:t>
+      </w:r>
+      <w:r>
+        <w:t xml:space="preserve">on</w:t>
+      </w:r>
+      <w:r>
+        <w:t xml:space="preserve"> </w:t>
+      </w:r>
+      <m:oMath>
+        <m:r>
+          <m:rPr>
+            <m:scr m:val="double-struck"/>
+            <m:sty m:val="p"/>
+          </m:rPr>
+          <m:t>R</m:t>
+        </m:r>
+      </m:oMath>
+      <w:r>
+        <w:t xml:space="preserve">, the</w:t>
+      </w:r>
+      <w:r>
+        <w:t xml:space="preserve"> </w:t>
+      </w:r>
+      <w:hyperlink w:anchor="def-positive-negative-parts">
+        <w:r>
+          <w:rPr>
+            <w:rStyle w:val="Hyperlink"/>
+          </w:rPr>
+          <w:t xml:space="preserve">positive part</w:t>
+        </w:r>
+      </w:hyperlink>
+      <w:r>
+        <w:t xml:space="preserve"> </w:t>
+      </w:r>
+      <w:r>
+        <w:t xml:space="preserve">is</w:t>
+      </w:r>
+      <w:r>
+        <w:t xml:space="preserve"> </w:t>
+      </w:r>
+      <m:oMath>
+        <m:sSup>
+          <m:e>
+            <m:r>
+              <m:t>f</m:t>
+            </m:r>
+          </m:e>
+          <m:sup>
+            <m:r>
+              <m:rPr>
+                <m:sty m:val="p"/>
+              </m:rPr>
+              <m:t>+</m:t>
+            </m:r>
+          </m:sup>
+        </m:sSup>
+        <m:r>
+          <m:rPr>
+            <m:sty m:val="p"/>
+          </m:rPr>
+          <m:t>(</m:t>
+        </m:r>
+        <m:r>
+          <m:t>x</m:t>
+        </m:r>
+        <m:r>
+          <m:rPr>
+            <m:sty m:val="p"/>
+          </m:rPr>
+          <m:t>)</m:t>
+        </m:r>
+        <m:r>
+          <m:rPr>
+            <m:sty m:val="p"/>
+          </m:rPr>
+          <m:t>=</m:t>
+        </m:r>
+        <m:r>
+          <m:rPr>
+            <m:sty m:val="p"/>
+          </m:rPr>
+          <m:t>max</m:t>
+        </m:r>
+        <m:r>
+          <m:t>​</m:t>
+        </m:r>
+        <m:d>
+          <m:dPr>
+            <m:begChr m:val="{"/>
+            <m:sepChr m:val=""/>
+            <m:endChr m:val="}"/>
+            <m:grow/>
+          </m:dPr>
+          <m:e>
+            <m:r>
+              <m:t>x</m:t>
+            </m:r>
+            <m:r>
+              <m:rPr>
+                <m:sty m:val="p"/>
+              </m:rPr>
+              <m:t>,</m:t>
+            </m:r>
+            <m:r>
+              <m:t>0</m:t>
+            </m:r>
+          </m:e>
+        </m:d>
+        <m:r>
+          <m:t>​</m:t>
+        </m:r>
+      </m:oMath>
+      <w:r>
+        <w:t xml:space="preserve">.</w:t>
+      </w:r>
+      <w:r>
+        <w:t xml:space="preserve"> </w:t>
+      </w:r>
+      <w:r>
+        <w:t xml:space="preserve">At</w:t>
+      </w:r>
+      <w:r>
+        <w:t xml:space="preserve"> </w:t>
+      </w:r>
+      <m:oMath>
+        <m:r>
+          <m:t>x</m:t>
+        </m:r>
+        <m:r>
+          <m:rPr>
+            <m:sty m:val="p"/>
+          </m:rPr>
+          <m:t>=</m:t>
+        </m:r>
+        <m:r>
+          <m:t>3</m:t>
+        </m:r>
+      </m:oMath>
+      <w:r>
+        <w:t xml:space="preserve">,</w:t>
+      </w:r>
+      <w:r>
+        <w:t xml:space="preserve"> </w:t>
+      </w:r>
+      <m:oMath>
+        <m:sSup>
+          <m:e>
+            <m:r>
+              <m:t>f</m:t>
+            </m:r>
+          </m:e>
+          <m:sup>
+            <m:r>
+              <m:rPr>
+                <m:sty m:val="p"/>
+              </m:rPr>
+              <m:t>+</m:t>
+            </m:r>
+          </m:sup>
+        </m:sSup>
+        <m:r>
+          <m:rPr>
+            <m:sty m:val="p"/>
+          </m:rPr>
+          <m:t>(</m:t>
+        </m:r>
+        <m:r>
+          <m:t>3</m:t>
+        </m:r>
+        <m:r>
+          <m:rPr>
+            <m:sty m:val="p"/>
+          </m:rPr>
+          <m:t>)</m:t>
+        </m:r>
+        <m:r>
+          <m:rPr>
+            <m:sty m:val="p"/>
+          </m:rPr>
+          <m:t>=</m:t>
+        </m:r>
+        <m:r>
+          <m:rPr>
+            <m:sty m:val="p"/>
+          </m:rPr>
+          <m:t>max</m:t>
+        </m:r>
+        <m:r>
+          <m:t>​</m:t>
+        </m:r>
+        <m:d>
+          <m:dPr>
+            <m:begChr m:val="{"/>
+            <m:sepChr m:val=""/>
+            <m:endChr m:val="}"/>
+            <m:grow/>
+          </m:dPr>
+          <m:e>
+            <m:r>
+              <m:t>3</m:t>
+            </m:r>
+            <m:r>
+              <m:rPr>
+                <m:sty m:val="p"/>
+              </m:rPr>
+              <m:t>,</m:t>
+            </m:r>
+            <m:r>
+              <m:t>0</m:t>
+            </m:r>
+          </m:e>
+        </m:d>
+        <m:r>
+          <m:t>​</m:t>
+        </m:r>
+        <m:r>
+          <m:rPr>
+            <m:sty m:val="p"/>
+          </m:rPr>
+          <m:t>=</m:t>
+        </m:r>
+        <m:r>
+          <m:t>3</m:t>
+        </m:r>
+      </m:oMath>
+      <w:r>
+        <w:t xml:space="preserve">,</w:t>
+      </w:r>
+      <w:r>
+        <w:t xml:space="preserve"> </w:t>
+      </w:r>
+      <w:r>
+        <w:t xml:space="preserve">and at</w:t>
+      </w:r>
+      <w:r>
+        <w:t xml:space="preserve"> </w:t>
+      </w:r>
+      <m:oMath>
+        <m:r>
+          <m:t>x</m:t>
+        </m:r>
+        <m:r>
+          <m:rPr>
+            <m:sty m:val="p"/>
+          </m:rPr>
+          <m:t>=</m:t>
+        </m:r>
+        <m:r>
+          <m:rPr>
+            <m:sty m:val="p"/>
+          </m:rPr>
+          <m:t>−</m:t>
+        </m:r>
+        <m:r>
+          <m:t>2</m:t>
+        </m:r>
+      </m:oMath>
+      <w:r>
+        <w:t xml:space="preserve">,</w:t>
+      </w:r>
+      <w:r>
+        <w:t xml:space="preserve"> </w:t>
+      </w:r>
+      <m:oMath>
+        <m:sSup>
+          <m:e>
+            <m:r>
+              <m:t>f</m:t>
+            </m:r>
+          </m:e>
+          <m:sup>
+            <m:r>
+              <m:rPr>
+                <m:sty m:val="p"/>
+              </m:rPr>
+              <m:t>+</m:t>
+            </m:r>
+          </m:sup>
+        </m:sSup>
+        <m:r>
+          <m:rPr>
+            <m:sty m:val="p"/>
+          </m:rPr>
+          <m:t>(</m:t>
+        </m:r>
+        <m:r>
+          <m:rPr>
+            <m:sty m:val="p"/>
+          </m:rPr>
+          <m:t>−</m:t>
+        </m:r>
+        <m:r>
+          <m:t>2</m:t>
+        </m:r>
+        <m:r>
+          <m:rPr>
+            <m:sty m:val="p"/>
+          </m:rPr>
+          <m:t>)</m:t>
+        </m:r>
+        <m:r>
+          <m:rPr>
+            <m:sty m:val="p"/>
+          </m:rPr>
+          <m:t>=</m:t>
+        </m:r>
+        <m:r>
+          <m:rPr>
+            <m:sty m:val="p"/>
+          </m:rPr>
+          <m:t>max</m:t>
+        </m:r>
+        <m:r>
+          <m:t>​</m:t>
+        </m:r>
+        <m:d>
+          <m:dPr>
+            <m:begChr m:val="{"/>
+            <m:sepChr m:val=""/>
+            <m:endChr m:val="}"/>
+            <m:grow/>
+          </m:dPr>
+          <m:e>
+            <m:r>
+              <m:rPr>
+                <m:sty m:val="p"/>
+              </m:rPr>
+              <m:t>−</m:t>
+            </m:r>
+            <m:r>
+              <m:t>2</m:t>
+            </m:r>
+            <m:r>
+              <m:rPr>
+                <m:sty m:val="p"/>
+              </m:rPr>
+              <m:t>,</m:t>
+            </m:r>
+            <m:r>
+              <m:t>0</m:t>
+            </m:r>
+          </m:e>
+        </m:d>
+        <m:r>
+          <m:t>​</m:t>
+        </m:r>
+        <m:r>
+          <m:rPr>
+            <m:sty m:val="p"/>
+          </m:rPr>
+          <m:t>=</m:t>
+        </m:r>
+        <m:r>
+          <m:t>0</m:t>
+        </m:r>
+      </m:oMath>
+      <w:r>
+        <w:t xml:space="preserve">.</w:t>
+      </w:r>
+    </w:p>
+    <w:bookmarkEnd w:id="63"/>
+    <w:bookmarkStart w:id="64" w:name="def-negative-part"/>
+    <w:p>
+      <w:pPr>
+        <w:pStyle w:val="BodyText"/>
+      </w:pPr>
+      <w:r>
+        <w:rPr>
+          <w:b/>
+          <w:bCs/>
+        </w:rPr>
+        <w:t xml:space="preserve">Definition 18 (Negative part of a function)</w:t>
+      </w:r>
+      <w:r>
+        <w:t xml:space="preserve"> </w:t>
+      </w:r>
+      <w:r>
+        <w:t xml:space="preserve">For</w:t>
+      </w:r>
+      <w:r>
+        <w:t xml:space="preserve"> </w:t>
+      </w:r>
+      <m:oMath>
+        <m:r>
+          <m:t>f</m:t>
+        </m:r>
+      </m:oMath>
+      <w:r>
+        <w:t xml:space="preserve"> </w:t>
+      </w:r>
+      <w:r>
+        <w:t xml:space="preserve">as in</w:t>
+      </w:r>
+      <w:r>
+        <w:t xml:space="preserve"> </w:t>
+      </w:r>
+      <w:hyperlink w:anchor="def-positive-negative-parts">
+        <w:r>
+          <w:rPr>
+            <w:rStyle w:val="Hyperlink"/>
+          </w:rPr>
+          <w:t xml:space="preserve">Definition 17</w:t>
+        </w:r>
+      </w:hyperlink>
+      <w:r>
+        <w:t xml:space="preserve">,</w:t>
+      </w:r>
+      <w:r>
+        <w:t xml:space="preserve"> </w:t>
+      </w:r>
+      <w:r>
+        <w:t xml:space="preserve">the</w:t>
+      </w:r>
+      <w:r>
+        <w:t xml:space="preserve"> </w:t>
+      </w:r>
+      <w:r>
+        <w:rPr>
+          <w:b/>
+          <w:bCs/>
+        </w:rPr>
+        <w:t xml:space="preserve">negative part</w:t>
+      </w:r>
+      <w:r>
+        <w:t xml:space="preserve"> </w:t>
+      </w:r>
+      <w:r>
+        <w:t xml:space="preserve">of</w:t>
+      </w:r>
+      <w:r>
+        <w:t xml:space="preserve"> </w:t>
+      </w:r>
+      <m:oMath>
+        <m:r>
+          <m:t>f</m:t>
+        </m:r>
+      </m:oMath>
+      <w:r>
+        <w:t xml:space="preserve"> </w:t>
+      </w:r>
+      <w:r>
+        <w:t xml:space="preserve">is the non-negative</w:t>
+      </w:r>
+      <w:r>
+        <w:t xml:space="preserve"> </w:t>
+      </w:r>
+      <w:hyperlink r:id="rId54">
+        <w:r>
+          <w:rPr>
+            <w:rStyle w:val="Hyperlink"/>
+          </w:rPr>
+          <w:t xml:space="preserve">function</w:t>
+        </w:r>
+      </w:hyperlink>
+    </w:p>
+    <w:p>
+      <w:pPr>
+        <w:pStyle w:val="BodyText"/>
+      </w:pPr>
+      <m:oMathPara>
+        <m:oMathParaPr>
+          <m:jc m:val="center"/>
+        </m:oMathParaPr>
+        <m:oMath>
+          <m:sSup>
+            <m:e>
+              <m:r>
+                <m:t>f</m:t>
+              </m:r>
+            </m:e>
+            <m:sup>
+              <m:r>
+                <m:rPr>
+                  <m:sty m:val="p"/>
+                </m:rPr>
+                <m:t>−</m:t>
+              </m:r>
+            </m:sup>
+          </m:sSup>
+          <m:r>
+            <m:rPr>
+              <m:sty m:val="p"/>
+            </m:rPr>
+            <m:t>(</m:t>
+          </m:r>
+          <m:r>
+            <m:t>s</m:t>
+          </m:r>
+          <m:r>
+            <m:rPr>
+              <m:sty m:val="p"/>
+            </m:rPr>
+            <m:t>)</m:t>
+          </m:r>
+          <m:limUpp>
+            <m:e>
+              <m:r>
+                <m:rPr>
+                  <m:sty m:val="p"/>
+                </m:rPr>
+                <m:t>=</m:t>
+              </m:r>
+            </m:e>
+            <m:lim>
+              <m:r>
+                <m:rPr>
+                  <m:nor/>
+                  <m:sty m:val="p"/>
+                </m:rPr>
+                <m:t>def</m:t>
+              </m:r>
+            </m:lim>
+          </m:limUpp>
+          <m:r>
+            <m:rPr>
+              <m:sty m:val="p"/>
+            </m:rPr>
+            <m:t>max</m:t>
+          </m:r>
+          <m:r>
+            <m:t>​</m:t>
+          </m:r>
+          <m:d>
+            <m:dPr>
+              <m:begChr m:val="{"/>
+              <m:sepChr m:val=""/>
+              <m:endChr m:val="}"/>
+              <m:grow/>
+            </m:dPr>
+            <m:e>
+              <m:r>
+                <m:rPr>
+                  <m:sty m:val="p"/>
+                </m:rPr>
+                <m:t>−</m:t>
+              </m:r>
+              <m:r>
+                <m:t>f</m:t>
+              </m:r>
+              <m:r>
+                <m:rPr>
+                  <m:sty m:val="p"/>
+                </m:rPr>
+                <m:t>(</m:t>
+              </m:r>
+              <m:r>
+                <m:t>s</m:t>
+              </m:r>
+              <m:r>
+                <m:rPr>
+                  <m:sty m:val="p"/>
+                </m:rPr>
+                <m:t>)</m:t>
+              </m:r>
+              <m:r>
+                <m:rPr>
+                  <m:sty m:val="p"/>
+                </m:rPr>
+                <m:t>,</m:t>
+              </m:r>
+              <m:r>
+                <m:t>0</m:t>
+              </m:r>
+            </m:e>
+          </m:d>
+          <m:r>
+            <m:t>​</m:t>
+          </m:r>
+          <m:r>
+            <m:rPr>
+              <m:sty m:val="p"/>
+            </m:rPr>
+            <m:t>.</m:t>
+          </m:r>
+        </m:oMath>
+      </m:oMathPara>
+    </w:p>
+    <w:bookmarkEnd w:id="64"/>
+    <w:bookmarkStart w:id="65" w:name="exm-negative-part"/>
+    <w:p>
+      <w:pPr>
+        <w:pStyle w:val="FirstParagraph"/>
+      </w:pPr>
+      <w:r>
+        <w:rPr>
+          <w:b/>
+          <w:bCs/>
+        </w:rPr>
+        <w:t xml:space="preserve">Example 11 (The negative part of the identity function)</w:t>
+      </w:r>
+      <w:r>
+        <w:t xml:space="preserve"> </w:t>
+      </w:r>
+      <w:r>
+        <w:t xml:space="preserve">For</w:t>
+      </w:r>
+      <w:r>
+        <w:t xml:space="preserve"> </w:t>
+      </w:r>
+      <m:oMath>
+        <m:r>
+          <m:t>f</m:t>
+        </m:r>
+        <m:r>
+          <m:rPr>
+            <m:sty m:val="p"/>
+          </m:rPr>
+          <m:t>(</m:t>
+        </m:r>
+        <m:r>
+          <m:t>x</m:t>
+        </m:r>
+        <m:r>
+          <m:rPr>
+            <m:sty m:val="p"/>
+          </m:rPr>
+          <m:t>)</m:t>
+        </m:r>
+        <m:r>
+          <m:rPr>
+            <m:sty m:val="p"/>
+          </m:rPr>
+          <m:t>=</m:t>
+        </m:r>
+        <m:r>
+          <m:t>x</m:t>
+        </m:r>
+      </m:oMath>
+      <w:r>
+        <w:t xml:space="preserve"> </w:t>
+      </w:r>
+      <w:r>
+        <w:t xml:space="preserve">on</w:t>
+      </w:r>
+      <w:r>
+        <w:t xml:space="preserve"> </w:t>
+      </w:r>
+      <m:oMath>
+        <m:r>
+          <m:rPr>
+            <m:scr m:val="double-struck"/>
+            <m:sty m:val="p"/>
+          </m:rPr>
+          <m:t>R</m:t>
+        </m:r>
+      </m:oMath>
+      <w:r>
+        <w:t xml:space="preserve">, the</w:t>
+      </w:r>
+      <w:r>
+        <w:t xml:space="preserve"> </w:t>
+      </w:r>
+      <w:hyperlink w:anchor="def-negative-part">
+        <w:r>
+          <w:rPr>
+            <w:rStyle w:val="Hyperlink"/>
+          </w:rPr>
+          <w:t xml:space="preserve">negative part</w:t>
+        </w:r>
+      </w:hyperlink>
+      <w:r>
+        <w:t xml:space="preserve"> </w:t>
+      </w:r>
+      <w:r>
+        <w:t xml:space="preserve">is</w:t>
+      </w:r>
+      <w:r>
+        <w:t xml:space="preserve"> </w:t>
+      </w:r>
+      <m:oMath>
+        <m:sSup>
+          <m:e>
+            <m:r>
+              <m:t>f</m:t>
+            </m:r>
+          </m:e>
+          <m:sup>
+            <m:r>
+              <m:rPr>
+                <m:sty m:val="p"/>
+              </m:rPr>
+              <m:t>−</m:t>
+            </m:r>
+          </m:sup>
+        </m:sSup>
+        <m:r>
+          <m:rPr>
+            <m:sty m:val="p"/>
+          </m:rPr>
+          <m:t>(</m:t>
+        </m:r>
+        <m:r>
+          <m:t>x</m:t>
+        </m:r>
+        <m:r>
+          <m:rPr>
+            <m:sty m:val="p"/>
+          </m:rPr>
+          <m:t>)</m:t>
+        </m:r>
+        <m:r>
+          <m:rPr>
+            <m:sty m:val="p"/>
+          </m:rPr>
+          <m:t>=</m:t>
+        </m:r>
+        <m:r>
+          <m:rPr>
+            <m:sty m:val="p"/>
+          </m:rPr>
+          <m:t>max</m:t>
+        </m:r>
+        <m:r>
+          <m:t>​</m:t>
+        </m:r>
+        <m:d>
+          <m:dPr>
+            <m:begChr m:val="{"/>
+            <m:sepChr m:val=""/>
+            <m:endChr m:val="}"/>
+            <m:grow/>
+          </m:dPr>
+          <m:e>
+            <m:r>
+              <m:rPr>
+                <m:sty m:val="p"/>
+              </m:rPr>
+              <m:t>−</m:t>
+            </m:r>
+            <m:r>
+              <m:t>x</m:t>
+            </m:r>
+            <m:r>
+              <m:rPr>
+                <m:sty m:val="p"/>
+              </m:rPr>
+              <m:t>,</m:t>
+            </m:r>
+            <m:r>
+              <m:t>0</m:t>
+            </m:r>
+          </m:e>
+        </m:d>
+        <m:r>
+          <m:t>​</m:t>
+        </m:r>
+      </m:oMath>
+      <w:r>
+        <w:t xml:space="preserve">.</w:t>
+      </w:r>
+      <w:r>
+        <w:t xml:space="preserve"> </w:t>
+      </w:r>
+      <w:r>
+        <w:t xml:space="preserve">At</w:t>
+      </w:r>
+      <w:r>
+        <w:t xml:space="preserve"> </w:t>
+      </w:r>
+      <m:oMath>
+        <m:r>
+          <m:t>x</m:t>
+        </m:r>
+        <m:r>
+          <m:rPr>
+            <m:sty m:val="p"/>
+          </m:rPr>
+          <m:t>=</m:t>
+        </m:r>
+        <m:r>
+          <m:t>3</m:t>
+        </m:r>
+      </m:oMath>
+      <w:r>
+        <w:t xml:space="preserve">,</w:t>
+      </w:r>
+      <w:r>
+        <w:t xml:space="preserve"> </w:t>
+      </w:r>
+      <m:oMath>
+        <m:sSup>
+          <m:e>
+            <m:r>
+              <m:t>f</m:t>
+            </m:r>
+          </m:e>
+          <m:sup>
+            <m:r>
+              <m:rPr>
+                <m:sty m:val="p"/>
+              </m:rPr>
+              <m:t>−</m:t>
+            </m:r>
+          </m:sup>
+        </m:sSup>
+        <m:r>
+          <m:rPr>
+            <m:sty m:val="p"/>
+          </m:rPr>
+          <m:t>(</m:t>
+        </m:r>
+        <m:r>
+          <m:t>3</m:t>
+        </m:r>
+        <m:r>
+          <m:rPr>
+            <m:sty m:val="p"/>
+          </m:rPr>
+          <m:t>)</m:t>
+        </m:r>
+        <m:r>
+          <m:rPr>
+            <m:sty m:val="p"/>
+          </m:rPr>
+          <m:t>=</m:t>
+        </m:r>
+        <m:r>
+          <m:rPr>
+            <m:sty m:val="p"/>
+          </m:rPr>
+          <m:t>max</m:t>
+        </m:r>
+        <m:r>
+          <m:t>​</m:t>
+        </m:r>
+        <m:d>
+          <m:dPr>
+            <m:begChr m:val="{"/>
+            <m:sepChr m:val=""/>
+            <m:endChr m:val="}"/>
+            <m:grow/>
+          </m:dPr>
+          <m:e>
+            <m:r>
+              <m:rPr>
+                <m:sty m:val="p"/>
+              </m:rPr>
+              <m:t>−</m:t>
+            </m:r>
+            <m:r>
+              <m:t>3</m:t>
+            </m:r>
+            <m:r>
+              <m:rPr>
+                <m:sty m:val="p"/>
+              </m:rPr>
+              <m:t>,</m:t>
+            </m:r>
+            <m:r>
+              <m:t>0</m:t>
+            </m:r>
+          </m:e>
+        </m:d>
+        <m:r>
+          <m:t>​</m:t>
+        </m:r>
+        <m:r>
+          <m:rPr>
+            <m:sty m:val="p"/>
+          </m:rPr>
+          <m:t>=</m:t>
+        </m:r>
+        <m:r>
+          <m:t>0</m:t>
+        </m:r>
+      </m:oMath>
+      <w:r>
+        <w:t xml:space="preserve">,</w:t>
+      </w:r>
+      <w:r>
+        <w:t xml:space="preserve"> </w:t>
+      </w:r>
+      <w:r>
+        <w:t xml:space="preserve">and at</w:t>
+      </w:r>
+      <w:r>
+        <w:t xml:space="preserve"> </w:t>
+      </w:r>
+      <m:oMath>
+        <m:r>
+          <m:t>x</m:t>
+        </m:r>
+        <m:r>
+          <m:rPr>
+            <m:sty m:val="p"/>
+          </m:rPr>
+          <m:t>=</m:t>
+        </m:r>
+        <m:r>
+          <m:rPr>
+            <m:sty m:val="p"/>
+          </m:rPr>
+          <m:t>−</m:t>
+        </m:r>
+        <m:r>
+          <m:t>2</m:t>
+        </m:r>
+      </m:oMath>
+      <w:r>
+        <w:t xml:space="preserve">,</w:t>
+      </w:r>
+      <w:r>
+        <w:t xml:space="preserve"> </w:t>
+      </w:r>
+      <m:oMath>
+        <m:sSup>
+          <m:e>
+            <m:r>
+              <m:t>f</m:t>
+            </m:r>
+          </m:e>
+          <m:sup>
+            <m:r>
+              <m:rPr>
+                <m:sty m:val="p"/>
+              </m:rPr>
+              <m:t>−</m:t>
+            </m:r>
+          </m:sup>
+        </m:sSup>
+        <m:r>
+          <m:rPr>
+            <m:sty m:val="p"/>
+          </m:rPr>
+          <m:t>(</m:t>
+        </m:r>
+        <m:r>
+          <m:rPr>
+            <m:sty m:val="p"/>
+          </m:rPr>
+          <m:t>−</m:t>
+        </m:r>
+        <m:r>
+          <m:t>2</m:t>
+        </m:r>
+        <m:r>
+          <m:rPr>
+            <m:sty m:val="p"/>
+          </m:rPr>
+          <m:t>)</m:t>
+        </m:r>
+        <m:r>
+          <m:rPr>
+            <m:sty m:val="p"/>
+          </m:rPr>
+          <m:t>=</m:t>
+        </m:r>
+        <m:r>
+          <m:rPr>
+            <m:sty m:val="p"/>
+          </m:rPr>
+          <m:t>max</m:t>
+        </m:r>
+        <m:r>
+          <m:t>​</m:t>
+        </m:r>
+        <m:d>
+          <m:dPr>
+            <m:begChr m:val="{"/>
+            <m:sepChr m:val=""/>
+            <m:endChr m:val="}"/>
+            <m:grow/>
+          </m:dPr>
+          <m:e>
+            <m:r>
+              <m:t>2</m:t>
+            </m:r>
+            <m:r>
+              <m:rPr>
+                <m:sty m:val="p"/>
+              </m:rPr>
+              <m:t>,</m:t>
+            </m:r>
+            <m:r>
+              <m:t>0</m:t>
+            </m:r>
+          </m:e>
+        </m:d>
+        <m:r>
+          <m:t>​</m:t>
+        </m:r>
+        <m:r>
+          <m:rPr>
+            <m:sty m:val="p"/>
+          </m:rPr>
+          <m:t>=</m:t>
+        </m:r>
+        <m:r>
+          <m:t>2</m:t>
+        </m:r>
+      </m:oMath>
+      <w:r>
+        <w:t xml:space="preserve">.</w:t>
+      </w:r>
+    </w:p>
+    <w:bookmarkEnd w:id="65"/>
+    <w:bookmarkEnd w:id="66"/>
+    <w:bookmarkStart w:id="95" w:name="sec-minimizers"/>
     <w:p>
       <w:pPr>
         <w:pStyle w:val="Heading2"/>
@@ -9432,7 +10735,7 @@
         <w:t xml:space="preserve">6 Global and local minimizers</w:t>
       </w:r>
     </w:p>
-    <w:bookmarkStart w:id="62" w:name="exr-local-vs-global-min"/>
+    <w:bookmarkStart w:id="67" w:name="exr-local-vs-global-min"/>
     <w:p>
       <w:pPr>
         <w:pStyle w:val="FirstParagraph"/>
@@ -9942,8 +11245,8 @@
         <w:t xml:space="preserve">?</w:t>
       </w:r>
     </w:p>
-    <w:bookmarkEnd w:id="62"/>
-    <w:bookmarkStart w:id="63" w:name="sol-local-vs-global-min"/>
+    <w:bookmarkEnd w:id="67"/>
+    <w:bookmarkStart w:id="68" w:name="sol-local-vs-global-min"/>
     <w:p>
       <w:pPr>
         <w:pStyle w:val="FirstParagraph"/>
@@ -11523,8 +12826,8 @@
         <w:t xml:space="preserve">.</w:t>
       </w:r>
     </w:p>
-    <w:bookmarkEnd w:id="63"/>
-    <w:bookmarkStart w:id="64" w:name="def-global-minimizer"/>
+    <w:bookmarkEnd w:id="68"/>
+    <w:bookmarkStart w:id="69" w:name="def-global-minimizer"/>
     <w:p>
       <w:pPr>
         <w:pStyle w:val="FirstParagraph"/>
@@ -11534,7 +12837,7 @@
           <w:b/>
           <w:bCs/>
         </w:rPr>
-        <w:t xml:space="preserve">Definition 17 (Global minimizer)</w:t>
+        <w:t xml:space="preserve">Definition 19 (Global minimizer)</w:t>
       </w:r>
       <w:r>
         <w:t xml:space="preserve"> </w:t>
@@ -11799,8 +13102,8 @@
         <w:t xml:space="preserve">.</w:t>
       </w:r>
     </w:p>
-    <w:bookmarkEnd w:id="64"/>
-    <w:bookmarkStart w:id="65" w:name="rem-global-minimizer-argmin"/>
+    <w:bookmarkEnd w:id="69"/>
+    <w:bookmarkStart w:id="70" w:name="rem-global-minimizer-argmin"/>
     <w:p>
       <w:pPr>
         <w:pStyle w:val="BodyText"/>
@@ -12295,8 +13598,8 @@
         <w:t xml:space="preserve">.</w:t>
       </w:r>
     </w:p>
-    <w:bookmarkEnd w:id="65"/>
-    <w:bookmarkStart w:id="67" w:name="def-local-minimizer"/>
+    <w:bookmarkEnd w:id="70"/>
+    <w:bookmarkStart w:id="72" w:name="def-local-minimizer"/>
     <w:p>
       <w:pPr>
         <w:pStyle w:val="BodyText"/>
@@ -12306,7 +13609,7 @@
           <w:b/>
           <w:bCs/>
         </w:rPr>
-        <w:t xml:space="preserve">Definition 18 (Local minimizer)</w:t>
+        <w:t xml:space="preserve">Definition 20 (Local minimizer)</w:t>
       </w:r>
       <w:r>
         <w:t xml:space="preserve"> </w:t>
@@ -12681,7 +13984,7 @@
       <w:r>
         <w:t xml:space="preserve"> </w:t>
       </w:r>
-      <w:hyperlink r:id="rId66">
+      <w:hyperlink r:id="rId71">
         <w:r>
           <w:rPr>
             <w:rStyle w:val="Hyperlink"/>
@@ -12693,8 +13996,8 @@
         <w:t xml:space="preserve">.</w:t>
       </w:r>
     </w:p>
-    <w:bookmarkEnd w:id="67"/>
-    <w:bookmarkStart w:id="69" w:name="rem-local-minimizer"/>
+    <w:bookmarkEnd w:id="72"/>
+    <w:bookmarkStart w:id="74" w:name="rem-local-minimizer"/>
     <w:p>
       <w:pPr>
         <w:pStyle w:val="BodyText"/>
@@ -12983,7 +14286,7 @@
           <w:rPr>
             <w:rStyle w:val="Hyperlink"/>
           </w:rPr>
-          <w:t xml:space="preserve">Definition 17</w:t>
+          <w:t xml:space="preserve">Definition 19</w:t>
         </w:r>
       </w:hyperlink>
       <w:r>
@@ -13135,7 +14438,7 @@
       <w:r>
         <w:t xml:space="preserve"> </w:t>
       </w:r>
-      <w:hyperlink r:id="rId68">
+      <w:hyperlink r:id="rId73">
         <w:r>
           <w:rPr>
             <w:rStyle w:val="Hyperlink"/>
@@ -13290,8 +14593,8 @@
         <w:t xml:space="preserve">but not a global one.</w:t>
       </w:r>
     </w:p>
-    <w:bookmarkEnd w:id="69"/>
-    <w:bookmarkStart w:id="70" w:name="exm-not-local-minimizer"/>
+    <w:bookmarkEnd w:id="74"/>
+    <w:bookmarkStart w:id="75" w:name="exm-not-local-minimizer"/>
     <w:p>
       <w:pPr>
         <w:pStyle w:val="BodyText"/>
@@ -13301,7 +14604,7 @@
           <w:b/>
           <w:bCs/>
         </w:rPr>
-        <w:t xml:space="preserve">Example 10 (A point that is not a local minimizer)</w:t>
+        <w:t xml:space="preserve">Example 12 (A point that is not a local minimizer)</w:t>
       </w:r>
       <w:r>
         <w:t xml:space="preserve"> </w:t>
@@ -14714,9 +16017,9 @@
         </m:oMath>
       </m:oMathPara>
     </w:p>
-    <w:bookmarkEnd w:id="70"/>
-    <w:bookmarkStart w:id="89" w:name="refs"/>
-    <w:bookmarkStart w:id="72" w:name="ref-wikipedia_transitive_relation"/>
+    <w:bookmarkEnd w:id="75"/>
+    <w:bookmarkStart w:id="94" w:name="refs"/>
+    <w:bookmarkStart w:id="77" w:name="ref-wikipedia_transitive_relation"/>
     <w:p>
       <w:pPr>
         <w:pStyle w:val="Bibliography"/>
@@ -14763,7 +16066,7 @@
       <w:r>
         <w:t xml:space="preserve"> </w:t>
       </w:r>
-      <w:hyperlink r:id="rId71">
+      <w:hyperlink r:id="rId76">
         <w:r>
           <w:rPr>
             <w:rStyle w:val="Hyperlink"/>
@@ -14772,8 +16075,8 @@
         </w:r>
       </w:hyperlink>
     </w:p>
-    <w:bookmarkEnd w:id="72"/>
-    <w:bookmarkStart w:id="74" w:name="ref-wikipedia_identity_mathematics"/>
+    <w:bookmarkEnd w:id="77"/>
+    <w:bookmarkStart w:id="79" w:name="ref-wikipedia_identity_mathematics"/>
     <w:p>
       <w:pPr>
         <w:pStyle w:val="Bibliography"/>
@@ -14820,7 +16123,7 @@
       <w:r>
         <w:t xml:space="preserve"> </w:t>
       </w:r>
-      <w:hyperlink r:id="rId73">
+      <w:hyperlink r:id="rId78">
         <w:r>
           <w:rPr>
             <w:rStyle w:val="Hyperlink"/>
@@ -14829,8 +16132,8 @@
         </w:r>
       </w:hyperlink>
     </w:p>
-    <w:bookmarkEnd w:id="74"/>
-    <w:bookmarkStart w:id="76" w:name="ref-wikipedia_inequality_mathematics"/>
+    <w:bookmarkEnd w:id="79"/>
+    <w:bookmarkStart w:id="81" w:name="ref-wikipedia_inequality_mathematics"/>
     <w:p>
       <w:pPr>
         <w:pStyle w:val="Bibliography"/>
@@ -14877,7 +16180,7 @@
       <w:r>
         <w:t xml:space="preserve"> </w:t>
       </w:r>
-      <w:hyperlink r:id="rId75">
+      <w:hyperlink r:id="rId80">
         <w:r>
           <w:rPr>
             <w:rStyle w:val="Hyperlink"/>
@@ -14886,8 +16189,8 @@
         </w:r>
       </w:hyperlink>
     </w:p>
-    <w:bookmarkEnd w:id="76"/>
-    <w:bookmarkStart w:id="78" w:name="ref-wikipedia_exponentiation"/>
+    <w:bookmarkEnd w:id="81"/>
+    <w:bookmarkStart w:id="83" w:name="ref-wikipedia_exponentiation"/>
     <w:p>
       <w:pPr>
         <w:pStyle w:val="Bibliography"/>
@@ -14934,7 +16237,7 @@
       <w:r>
         <w:t xml:space="preserve"> </w:t>
       </w:r>
-      <w:hyperlink r:id="rId77">
+      <w:hyperlink r:id="rId82">
         <w:r>
           <w:rPr>
             <w:rStyle w:val="Hyperlink"/>
@@ -14943,8 +16246,8 @@
         </w:r>
       </w:hyperlink>
     </w:p>
-    <w:bookmarkEnd w:id="78"/>
-    <w:bookmarkStart w:id="80" w:name="ref-wikipedia_square_root"/>
+    <w:bookmarkEnd w:id="83"/>
+    <w:bookmarkStart w:id="85" w:name="ref-wikipedia_square_root"/>
     <w:p>
       <w:pPr>
         <w:pStyle w:val="Bibliography"/>
@@ -14991,7 +16294,7 @@
       <w:r>
         <w:t xml:space="preserve"> </w:t>
       </w:r>
-      <w:hyperlink r:id="rId79">
+      <w:hyperlink r:id="rId84">
         <w:r>
           <w:rPr>
             <w:rStyle w:val="Hyperlink"/>
@@ -15000,8 +16303,8 @@
         </w:r>
       </w:hyperlink>
     </w:p>
-    <w:bookmarkEnd w:id="80"/>
-    <w:bookmarkStart w:id="82" w:name="ref-wikipedia_absolute_value"/>
+    <w:bookmarkEnd w:id="85"/>
+    <w:bookmarkStart w:id="87" w:name="ref-wikipedia_absolute_value"/>
     <w:p>
       <w:pPr>
         <w:pStyle w:val="Bibliography"/>
@@ -15048,7 +16351,7 @@
       <w:r>
         <w:t xml:space="preserve"> </w:t>
       </w:r>
-      <w:hyperlink r:id="rId81">
+      <w:hyperlink r:id="rId86">
         <w:r>
           <w:rPr>
             <w:rStyle w:val="Hyperlink"/>
@@ -15057,8 +16360,8 @@
         </w:r>
       </w:hyperlink>
     </w:p>
-    <w:bookmarkEnd w:id="82"/>
-    <w:bookmarkStart w:id="84" w:name="ref-wikipedia_percentage"/>
+    <w:bookmarkEnd w:id="87"/>
+    <w:bookmarkStart w:id="89" w:name="ref-wikipedia_percentage"/>
     <w:p>
       <w:pPr>
         <w:pStyle w:val="Bibliography"/>
@@ -15105,7 +16408,7 @@
       <w:r>
         <w:t xml:space="preserve"> </w:t>
       </w:r>
-      <w:hyperlink r:id="rId83">
+      <w:hyperlink r:id="rId88">
         <w:r>
           <w:rPr>
             <w:rStyle w:val="Hyperlink"/>
@@ -15114,8 +16417,8 @@
         </w:r>
       </w:hyperlink>
     </w:p>
-    <w:bookmarkEnd w:id="84"/>
-    <w:bookmarkStart w:id="86" w:name="ref-wikipedia_maxima_and_minima"/>
+    <w:bookmarkEnd w:id="89"/>
+    <w:bookmarkStart w:id="91" w:name="ref-wikipedia_maxima_and_minima"/>
     <w:p>
       <w:pPr>
         <w:pStyle w:val="Bibliography"/>
@@ -15162,7 +16465,7 @@
       <w:r>
         <w:t xml:space="preserve"> </w:t>
       </w:r>
-      <w:hyperlink r:id="rId85">
+      <w:hyperlink r:id="rId90">
         <w:r>
           <w:rPr>
             <w:rStyle w:val="Hyperlink"/>
@@ -15171,8 +16474,8 @@
         </w:r>
       </w:hyperlink>
     </w:p>
-    <w:bookmarkEnd w:id="86"/>
-    <w:bookmarkStart w:id="88" w:name="ref-wikipedia_arg_max"/>
+    <w:bookmarkEnd w:id="91"/>
+    <w:bookmarkStart w:id="93" w:name="ref-wikipedia_arg_max"/>
     <w:p>
       <w:pPr>
         <w:pStyle w:val="Bibliography"/>
@@ -15219,7 +16522,7 @@
       <w:r>
         <w:t xml:space="preserve"> </w:t>
       </w:r>
-      <w:hyperlink r:id="rId87">
+      <w:hyperlink r:id="rId92">
         <w:r>
           <w:rPr>
             <w:rStyle w:val="Hyperlink"/>
@@ -15228,9 +16531,9 @@
         </w:r>
       </w:hyperlink>
     </w:p>
-    <w:bookmarkEnd w:id="88"/>
-    <w:bookmarkEnd w:id="89"/>
-    <w:bookmarkEnd w:id="90"/>
+    <w:bookmarkEnd w:id="93"/>
+    <w:bookmarkEnd w:id="94"/>
+    <w:bookmarkEnd w:id="95"/>
     <w:sectPr>
       <w:footnotePr>
         <w:numRestart w:val="eachSect"/>
